--- a/ИНФОРМАЦИОНИ СИСТЕМ ЗА ПРОДАЈУ МОТОЦИКАЛА.docx
+++ b/ИНФОРМАЦИОНИ СИСТЕМ ЗА ПРОДАЈУ МОТОЦИКАЛА.docx
@@ -6,7 +6,7 @@
       <w:pPr>
         <w:spacing w:line="360" w:lineRule="auto"/>
         <w:rPr>
-          <w:lang w:val="sr-Latn-BA"/>
+          <w:lang w:val="sr-Cyrl-RS"/>
         </w:rPr>
       </w:pPr>
     </w:p>
@@ -4698,7 +4698,27 @@
           <w:szCs w:val="24"/>
           <w:lang w:val="sr-Cyrl-RS"/>
         </w:rPr>
-        <w:t>: Уколико је дошло до измена информација код неког раника, директор може једноставно да ажурира податке на систему.</w:t>
+        <w:t>: Уколико је дошло до измена информација код неког ра</w:t>
+      </w:r>
+      <w:r>
+        <w:rPr>
+          <w:rFonts w:ascii="Times New Roman" w:hAnsi="Times New Roman" w:cs="Times New Roman"/>
+          <w:sz w:val="24"/>
+          <w:szCs w:val="24"/>
+          <w:lang w:val="sr-Cyrl-RS"/>
+        </w:rPr>
+        <w:t>д</w:t>
+      </w:r>
+      <w:bookmarkStart w:id="0" w:name="_GoBack"/>
+      <w:bookmarkEnd w:id="0"/>
+      <w:r>
+        <w:rPr>
+          <w:rFonts w:ascii="Times New Roman" w:hAnsi="Times New Roman" w:cs="Times New Roman"/>
+          <w:sz w:val="24"/>
+          <w:szCs w:val="24"/>
+          <w:lang w:val="sr-Cyrl-RS"/>
+        </w:rPr>
+        <w:t>ника, директор може једноставно да ажурира податке на систему.</w:t>
       </w:r>
     </w:p>
     <w:p>
@@ -12492,8 +12512,6 @@
         </w:rPr>
         <w:t>Корисник</w:t>
       </w:r>
-      <w:bookmarkStart w:id="0" w:name="_GoBack"/>
-      <w:bookmarkEnd w:id="0"/>
     </w:p>
     <w:p>
       <w:pPr>
@@ -19005,7 +19023,7 @@
           <w:rPr>
             <w:noProof/>
           </w:rPr>
-          <w:t>12</w:t>
+          <w:t>4</w:t>
         </w:r>
         <w:r>
           <w:rPr>
@@ -19058,7 +19076,7 @@
           <w:rPr>
             <w:noProof/>
           </w:rPr>
-          <w:t>11</w:t>
+          <w:t>5</w:t>
         </w:r>
         <w:r>
           <w:rPr>
@@ -20534,7 +20552,7 @@
 </file>
 
 <file path=customXml/itemProps1.xml><?xml version="1.0" encoding="utf-8"?>
-<ds:datastoreItem xmlns:ds="http://schemas.openxmlformats.org/officeDocument/2006/customXml" ds:itemID="{358EE701-6871-4BFD-ACD0-B7EFC595BD25}">
+<ds:datastoreItem xmlns:ds="http://schemas.openxmlformats.org/officeDocument/2006/customXml" ds:itemID="{F1D2DA88-F639-4AF0-923A-28FCDA631E47}">
   <ds:schemaRefs>
     <ds:schemaRef ds:uri="http://schemas.openxmlformats.org/officeDocument/2006/bibliography"/>
   </ds:schemaRefs>

--- a/ИНФОРМАЦИОНИ СИСТЕМ ЗА ПРОДАЈУ МОТОЦИКАЛА.docx
+++ b/ИНФОРМАЦИОНИ СИСТЕМ ЗА ПРОДАЈУ МОТОЦИКАЛА.docx
@@ -4267,7 +4267,7 @@
           <w:szCs w:val="24"/>
           <w:lang w:val="sr-Cyrl-RS"/>
         </w:rPr>
-        <w:t xml:space="preserve"> захтеве за сервисирање мотоцикла и оне завршене и оне које су у току.</w:t>
+        <w:t xml:space="preserve"> захтеве за сервисирање мотоцикла који су на чекању и оне који су у току.</w:t>
       </w:r>
     </w:p>
     <w:p>
@@ -4280,6 +4280,8 @@
           <w:lang w:val="sr-Cyrl-RS"/>
         </w:rPr>
       </w:pPr>
+      <w:bookmarkStart w:id="0" w:name="_GoBack"/>
+      <w:bookmarkEnd w:id="0"/>
       <w:r>
         <w:rPr>
           <w:rFonts w:ascii="Times New Roman" w:hAnsi="Times New Roman" w:cs="Times New Roman"/>
@@ -4709,8 +4711,6 @@
         </w:rPr>
         <w:t>д</w:t>
       </w:r>
-      <w:bookmarkStart w:id="0" w:name="_GoBack"/>
-      <w:bookmarkEnd w:id="0"/>
       <w:r>
         <w:rPr>
           <w:rFonts w:ascii="Times New Roman" w:hAnsi="Times New Roman" w:cs="Times New Roman"/>
@@ -19023,7 +19023,7 @@
           <w:rPr>
             <w:noProof/>
           </w:rPr>
-          <w:t>4</w:t>
+          <w:t>6</w:t>
         </w:r>
         <w:r>
           <w:rPr>
@@ -20552,7 +20552,7 @@
 </file>
 
 <file path=customXml/itemProps1.xml><?xml version="1.0" encoding="utf-8"?>
-<ds:datastoreItem xmlns:ds="http://schemas.openxmlformats.org/officeDocument/2006/customXml" ds:itemID="{F1D2DA88-F639-4AF0-923A-28FCDA631E47}">
+<ds:datastoreItem xmlns:ds="http://schemas.openxmlformats.org/officeDocument/2006/customXml" ds:itemID="{923D5A3E-8C4A-4125-8510-C781E4354084}">
   <ds:schemaRefs>
     <ds:schemaRef ds:uri="http://schemas.openxmlformats.org/officeDocument/2006/bibliography"/>
   </ds:schemaRefs>

--- a/ИНФОРМАЦИОНИ СИСТЕМ ЗА ПРОДАЈУ МОТОЦИКАЛА.docx
+++ b/ИНФОРМАЦИОНИ СИСТЕМ ЗА ПРОДАЈУ МОТОЦИКАЛА.docx
@@ -2702,7 +2702,7 @@
           <w:szCs w:val="24"/>
           <w:lang w:val="sr-Cyrl-RS"/>
         </w:rPr>
-        <w:t>Ажурирање</w:t>
+        <w:t>Измена</w:t>
       </w:r>
       <w:r>
         <w:rPr>
@@ -2789,7 +2789,7 @@
           <w:szCs w:val="24"/>
           <w:lang w:val="sr-Cyrl-RS"/>
         </w:rPr>
-        <w:t>Ажурирање</w:t>
+        <w:t>Измена</w:t>
       </w:r>
       <w:r>
         <w:rPr>
@@ -2800,7 +2800,18 @@
           <w:sz w:val="24"/>
           <w:szCs w:val="24"/>
         </w:rPr>
-        <w:t xml:space="preserve"> података</w:t>
+        <w:t xml:space="preserve"> </w:t>
+      </w:r>
+      <w:r>
+        <w:rPr>
+          <w:rFonts w:ascii="Times New Roman" w:hAnsi="Times New Roman" w:cs="Times New Roman"/>
+          <w:b/>
+          <w:bCs/>
+          <w:color w:val="000000"/>
+          <w:sz w:val="24"/>
+          <w:szCs w:val="24"/>
+        </w:rPr>
+        <w:t>података</w:t>
       </w:r>
       <w:r>
         <w:rPr>
@@ -3465,7 +3476,25 @@
           <w:szCs w:val="24"/>
           <w:lang w:val="sr-Cyrl-RS"/>
         </w:rPr>
-        <w:t xml:space="preserve"> може једноставно да ажурира податке</w:t>
+        <w:t xml:space="preserve"> може једноставно да </w:t>
+      </w:r>
+      <w:r>
+        <w:rPr>
+          <w:rFonts w:ascii="Times New Roman" w:hAnsi="Times New Roman" w:cs="Times New Roman"/>
+          <w:sz w:val="24"/>
+          <w:szCs w:val="24"/>
+          <w:lang w:val="sr-Cyrl-RS"/>
+        </w:rPr>
+        <w:t>модификује</w:t>
+      </w:r>
+      <w:r>
+        <w:rPr>
+          <w:rFonts w:ascii="Times New Roman" w:hAnsi="Times New Roman" w:cs="Times New Roman"/>
+          <w:sz w:val="24"/>
+          <w:szCs w:val="24"/>
+          <w:lang w:val="sr-Cyrl-RS"/>
+        </w:rPr>
+        <w:t xml:space="preserve"> податке</w:t>
       </w:r>
       <w:r>
         <w:rPr>
@@ -3997,7 +4026,25 @@
           <w:szCs w:val="24"/>
           <w:lang w:val="sr-Cyrl-RS"/>
         </w:rPr>
-        <w:t xml:space="preserve">може једноставно да ажурира податке </w:t>
+        <w:t xml:space="preserve">може једноставно да </w:t>
+      </w:r>
+      <w:r>
+        <w:rPr>
+          <w:rFonts w:ascii="Times New Roman" w:hAnsi="Times New Roman" w:cs="Times New Roman"/>
+          <w:sz w:val="24"/>
+          <w:szCs w:val="24"/>
+          <w:lang w:val="sr-Cyrl-RS"/>
+        </w:rPr>
+        <w:t>модификује</w:t>
+      </w:r>
+      <w:r>
+        <w:rPr>
+          <w:rFonts w:ascii="Times New Roman" w:hAnsi="Times New Roman" w:cs="Times New Roman"/>
+          <w:sz w:val="24"/>
+          <w:szCs w:val="24"/>
+          <w:lang w:val="sr-Cyrl-RS"/>
+        </w:rPr>
+        <w:t xml:space="preserve"> податке </w:t>
       </w:r>
       <w:r>
         <w:rPr>
@@ -4280,8 +4327,6 @@
           <w:lang w:val="sr-Cyrl-RS"/>
         </w:rPr>
       </w:pPr>
-      <w:bookmarkStart w:id="0" w:name="_GoBack"/>
-      <w:bookmarkEnd w:id="0"/>
       <w:r>
         <w:rPr>
           <w:rFonts w:ascii="Times New Roman" w:hAnsi="Times New Roman" w:cs="Times New Roman"/>
@@ -4691,7 +4736,17 @@
           <w:szCs w:val="24"/>
           <w:lang w:val="sr-Cyrl-RS"/>
         </w:rPr>
-        <w:t>Ажурирање података радника</w:t>
+        <w:t>Измена</w:t>
+      </w:r>
+      <w:r>
+        <w:rPr>
+          <w:rFonts w:ascii="Times New Roman" w:hAnsi="Times New Roman" w:cs="Times New Roman"/>
+          <w:b/>
+          <w:sz w:val="24"/>
+          <w:szCs w:val="24"/>
+          <w:lang w:val="sr-Cyrl-RS"/>
+        </w:rPr>
+        <w:t xml:space="preserve"> података радника</w:t>
       </w:r>
       <w:r>
         <w:rPr>
@@ -5195,7 +5250,25 @@
           <w:szCs w:val="24"/>
           <w:lang w:val="sr-Cyrl-RS"/>
         </w:rPr>
-        <w:t>да ажурира податке</w:t>
+        <w:t xml:space="preserve">да </w:t>
+      </w:r>
+      <w:r>
+        <w:rPr>
+          <w:rFonts w:ascii="Times New Roman" w:hAnsi="Times New Roman" w:cs="Times New Roman"/>
+          <w:sz w:val="24"/>
+          <w:szCs w:val="24"/>
+          <w:lang w:val="sr-Cyrl-RS"/>
+        </w:rPr>
+        <w:t>модификује</w:t>
+      </w:r>
+      <w:r>
+        <w:rPr>
+          <w:rFonts w:ascii="Times New Roman" w:hAnsi="Times New Roman" w:cs="Times New Roman"/>
+          <w:sz w:val="24"/>
+          <w:szCs w:val="24"/>
+          <w:lang w:val="sr-Cyrl-RS"/>
+        </w:rPr>
+        <w:t xml:space="preserve"> податке</w:t>
       </w:r>
       <w:r>
         <w:rPr>
@@ -5578,7 +5651,25 @@
           <w:szCs w:val="24"/>
           <w:lang w:val="sr-Cyrl-RS"/>
         </w:rPr>
-        <w:t>Уколико је дошло до измена информација код постојеће додатне опреме, радник има могућност да ажурира податке на систему.</w:t>
+        <w:t xml:space="preserve">Уколико је дошло до измена информација код постојеће додатне опреме, радник има могућност да </w:t>
+      </w:r>
+      <w:r>
+        <w:rPr>
+          <w:rFonts w:ascii="Times New Roman" w:hAnsi="Times New Roman" w:cs="Times New Roman"/>
+          <w:sz w:val="24"/>
+          <w:szCs w:val="24"/>
+          <w:lang w:val="sr-Cyrl-RS"/>
+        </w:rPr>
+        <w:t>модификује</w:t>
+      </w:r>
+      <w:r>
+        <w:rPr>
+          <w:rFonts w:ascii="Times New Roman" w:hAnsi="Times New Roman" w:cs="Times New Roman"/>
+          <w:sz w:val="24"/>
+          <w:szCs w:val="24"/>
+          <w:lang w:val="sr-Cyrl-RS"/>
+        </w:rPr>
+        <w:t xml:space="preserve"> податке на систему.</w:t>
       </w:r>
     </w:p>
     <w:p>
@@ -6726,95 +6817,18 @@
           <w:rFonts w:ascii="Times New Roman" w:hAnsi="Times New Roman" w:cs="Times New Roman"/>
           <w:sz w:val="24"/>
           <w:szCs w:val="24"/>
-          <w:lang w:val="sr-Cyrl-RS"/>
-        </w:rPr>
-        <w:t>9.</w:t>
-      </w:r>
-      <w:r>
-        <w:rPr>
-          <w:rFonts w:ascii="Times New Roman" w:hAnsi="Times New Roman" w:cs="Times New Roman"/>
-          <w:b/>
-          <w:sz w:val="24"/>
-          <w:szCs w:val="24"/>
-          <w:lang w:val="sr-Cyrl-RS"/>
-        </w:rPr>
-        <w:t xml:space="preserve">Отказивање захтева за </w:t>
-      </w:r>
-      <w:r>
-        <w:rPr>
-          <w:rFonts w:ascii="Times New Roman" w:hAnsi="Times New Roman" w:cs="Times New Roman"/>
-          <w:b/>
-          <w:sz w:val="24"/>
-          <w:szCs w:val="24"/>
-          <w:lang w:val="sr-Cyrl-RS"/>
-        </w:rPr>
-        <w:t>сервисирање мотоцикла</w:t>
-      </w:r>
-      <w:r>
-        <w:rPr>
-          <w:rFonts w:ascii="Times New Roman" w:hAnsi="Times New Roman" w:cs="Times New Roman"/>
-          <w:sz w:val="24"/>
-          <w:szCs w:val="24"/>
-          <w:lang w:val="sr-Cyrl-RS"/>
-        </w:rPr>
-        <w:t xml:space="preserve">: </w:t>
-      </w:r>
-      <w:r>
-        <w:rPr>
-          <w:rFonts w:ascii="Times New Roman" w:hAnsi="Times New Roman" w:cs="Times New Roman"/>
-          <w:sz w:val="24"/>
-          <w:szCs w:val="24"/>
-          <w:lang w:val="sr-Cyrl-RS"/>
-        </w:rPr>
-        <w:t>Клијент</w:t>
-      </w:r>
-      <w:r>
-        <w:rPr>
-          <w:rFonts w:ascii="Times New Roman" w:hAnsi="Times New Roman" w:cs="Times New Roman"/>
-          <w:b/>
-          <w:sz w:val="24"/>
-          <w:szCs w:val="24"/>
-          <w:lang w:val="sr-Cyrl-RS"/>
-        </w:rPr>
-        <w:t xml:space="preserve"> </w:t>
-      </w:r>
-      <w:r>
-        <w:rPr>
-          <w:rFonts w:ascii="Times New Roman" w:hAnsi="Times New Roman" w:cs="Times New Roman"/>
-          <w:sz w:val="24"/>
-          <w:szCs w:val="24"/>
-          <w:lang w:val="sr-Cyrl-RS"/>
-        </w:rPr>
-        <w:t xml:space="preserve">задржава могућност да откаже захтев за сервисирање најкасније дан пре заказаног </w:t>
-      </w:r>
-      <w:r>
-        <w:rPr>
-          <w:rFonts w:ascii="Times New Roman" w:hAnsi="Times New Roman" w:cs="Times New Roman"/>
-          <w:sz w:val="24"/>
-          <w:szCs w:val="24"/>
-          <w:lang w:val="sr-Cyrl-RS"/>
-        </w:rPr>
-        <w:t>термина.</w:t>
-      </w:r>
-    </w:p>
-    <w:p>
-      <w:pPr>
-        <w:spacing w:line="360" w:lineRule="auto"/>
-        <w:rPr>
-          <w:rFonts w:ascii="Times New Roman" w:hAnsi="Times New Roman" w:cs="Times New Roman"/>
-          <w:sz w:val="24"/>
-          <w:szCs w:val="24"/>
-          <w:lang w:val="sr-Cyrl-RS"/>
-        </w:rPr>
-      </w:pPr>
-      <w:r>
-        <w:rPr>
-          <w:rFonts w:ascii="Times New Roman" w:hAnsi="Times New Roman" w:cs="Times New Roman"/>
-          <w:sz w:val="24"/>
-          <w:szCs w:val="24"/>
-          <w:lang w:val="sr-Cyrl-RS"/>
-        </w:rPr>
-        <w:t>10.</w:t>
+          <w:lang w:val="sr-Latn-BA"/>
+        </w:rPr>
+        <w:t>8</w:t>
+      </w:r>
+      <w:r>
+        <w:rPr>
+          <w:rFonts w:ascii="Times New Roman" w:hAnsi="Times New Roman" w:cs="Times New Roman"/>
+          <w:sz w:val="24"/>
+          <w:szCs w:val="24"/>
+          <w:lang w:val="sr-Cyrl-RS"/>
+        </w:rPr>
+        <w:t>.</w:t>
       </w:r>
       <w:r>
         <w:rPr>
@@ -7557,16 +7571,7 @@
           <w:sz w:val="24"/>
           <w:szCs w:val="24"/>
         </w:rPr>
-        <w:t xml:space="preserve">Предложени информациони систем дизајниран је да поједностави и унапреди процесе продаје, заказивања и сервисирања мотоцикала. Овај систем омогућава компанијама да </w:t>
-      </w:r>
-      <w:r>
-        <w:rPr>
-          <w:rFonts w:ascii="Times New Roman" w:eastAsia="Times New Roman" w:hAnsi="Times New Roman" w:cs="Times New Roman"/>
-          <w:sz w:val="24"/>
-          <w:szCs w:val="24"/>
-        </w:rPr>
-        <w:lastRenderedPageBreak/>
-        <w:t>ефикасно представе своје производе, побољшају видљивост на тржишту, олакшају куповину и комуникацију са купцима</w:t>
+        <w:t>Предложени информациони систем дизајниран је да поједностави и унапреди процесе продаје, заказивања и сервисирања мотоцикала. Овај систем омогућава компанијама да ефикасно представе своје производе, побољшају видљивост на тржишту, олакшају куповину и комуникацију са купцима</w:t>
       </w:r>
       <w:r>
         <w:rPr>
@@ -7593,6 +7598,7 @@
           <w:sz w:val="24"/>
           <w:szCs w:val="24"/>
         </w:rPr>
+        <w:lastRenderedPageBreak/>
         <w:t xml:space="preserve">Аутоматизација ових процеса смањује оптерећење запослених који су раније били принуђени да ручно воде евиденције, што је често доводило до грешака, губитка података и </w:t>
       </w:r>
       <w:r>
@@ -8675,7 +8681,6 @@
                 <w:sz w:val="24"/>
                 <w:szCs w:val="24"/>
               </w:rPr>
-              <w:lastRenderedPageBreak/>
               <w:t>God</w:t>
             </w:r>
           </w:p>
@@ -8914,6 +8919,7 @@
                 <w:sz w:val="24"/>
                 <w:szCs w:val="24"/>
               </w:rPr>
+              <w:lastRenderedPageBreak/>
               <w:t>KolM</w:t>
             </w:r>
           </w:p>
@@ -10903,6 +10909,7 @@
           <w:b/>
           <w:sz w:val="24"/>
         </w:rPr>
+        <w:lastRenderedPageBreak/>
         <w:t>3.</w:t>
       </w:r>
       <w:r>
@@ -11795,7 +11802,7 @@
                 <w:sz w:val="24"/>
                 <w:szCs w:val="24"/>
               </w:rPr>
-              <w:t>Usera</w:t>
+              <w:t>Korisnika</w:t>
             </w:r>
           </w:p>
         </w:tc>
@@ -12935,7 +12942,6 @@
           <w:b/>
           <w:sz w:val="24"/>
         </w:rPr>
-        <w:lastRenderedPageBreak/>
         <w:t>3.</w:t>
       </w:r>
       <w:r>
@@ -13252,6 +13258,7 @@
                 <w:sz w:val="24"/>
                 <w:szCs w:val="24"/>
               </w:rPr>
+              <w:lastRenderedPageBreak/>
               <w:t>Plata</w:t>
             </w:r>
             <w:r>
@@ -14537,7 +14544,7 @@
                 <w:sz w:val="24"/>
                 <w:szCs w:val="24"/>
               </w:rPr>
-              <w:t>IdUsera</w:t>
+              <w:t>IdKorisnika</w:t>
             </w:r>
           </w:p>
         </w:tc>
@@ -15757,7 +15764,16 @@
                 <w:sz w:val="24"/>
                 <w:szCs w:val="24"/>
               </w:rPr>
-              <w:t>IdUsera</w:t>
+              <w:t>Id</w:t>
+            </w:r>
+            <w:r>
+              <w:rPr>
+                <w:rFonts w:ascii="Times New Roman" w:hAnsi="Times New Roman" w:cs="Times New Roman"/>
+                <w:b w:val="0"/>
+                <w:sz w:val="24"/>
+                <w:szCs w:val="24"/>
+              </w:rPr>
+              <w:t>Korisnika</w:t>
             </w:r>
           </w:p>
         </w:tc>
@@ -15873,7 +15889,6 @@
           <w:sz w:val="24"/>
           <w:szCs w:val="24"/>
         </w:rPr>
-        <w:lastRenderedPageBreak/>
         <w:t>Табела 3.</w:t>
       </w:r>
       <w:r>
@@ -15960,12 +15975,23 @@
           <w:sz w:val="24"/>
         </w:rPr>
       </w:pPr>
-      <w:r>
+    </w:p>
+    <w:p>
+      <w:pPr>
+        <w:spacing w:line="360" w:lineRule="auto"/>
         <w:rPr>
           <w:rFonts w:ascii="Tahoma" w:hAnsi="Tahoma" w:cs="Tahoma"/>
           <w:b/>
           <w:sz w:val="24"/>
         </w:rPr>
+      </w:pPr>
+      <w:r>
+        <w:rPr>
+          <w:rFonts w:ascii="Tahoma" w:hAnsi="Tahoma" w:cs="Tahoma"/>
+          <w:b/>
+          <w:sz w:val="24"/>
+        </w:rPr>
+        <w:lastRenderedPageBreak/>
         <w:t>3.</w:t>
       </w:r>
       <w:r>
@@ -16875,7 +16901,7 @@
                 <w:sz w:val="24"/>
                 <w:szCs w:val="24"/>
               </w:rPr>
-              <w:t>IdUsera</w:t>
+              <w:t>IdKorisnika</w:t>
             </w:r>
           </w:p>
         </w:tc>
@@ -18047,6 +18073,7 @@
           <w:b/>
           <w:sz w:val="24"/>
         </w:rPr>
+        <w:lastRenderedPageBreak/>
         <w:t>3.</w:t>
       </w:r>
       <w:r>
@@ -18628,7 +18655,7 @@
                 <w:sz w:val="24"/>
                 <w:szCs w:val="24"/>
               </w:rPr>
-              <w:t>IdUsera</w:t>
+              <w:t>IdKorisnika</w:t>
             </w:r>
           </w:p>
         </w:tc>
@@ -18853,6 +18880,8 @@
           <w:szCs w:val="24"/>
         </w:rPr>
       </w:pPr>
+      <w:bookmarkStart w:id="0" w:name="_GoBack"/>
+      <w:bookmarkEnd w:id="0"/>
       <w:r>
         <w:rPr>
           <w:rFonts w:ascii="Times New Roman" w:hAnsi="Times New Roman" w:cs="Times New Roman"/>
@@ -19023,7 +19052,7 @@
           <w:rPr>
             <w:noProof/>
           </w:rPr>
-          <w:t>6</w:t>
+          <w:t>14</w:t>
         </w:r>
         <w:r>
           <w:rPr>
@@ -19076,7 +19105,7 @@
           <w:rPr>
             <w:noProof/>
           </w:rPr>
-          <w:t>5</w:t>
+          <w:t>13</w:t>
         </w:r>
         <w:r>
           <w:rPr>
@@ -20552,7 +20581,7 @@
 </file>
 
 <file path=customXml/itemProps1.xml><?xml version="1.0" encoding="utf-8"?>
-<ds:datastoreItem xmlns:ds="http://schemas.openxmlformats.org/officeDocument/2006/customXml" ds:itemID="{923D5A3E-8C4A-4125-8510-C781E4354084}">
+<ds:datastoreItem xmlns:ds="http://schemas.openxmlformats.org/officeDocument/2006/customXml" ds:itemID="{F8BAA585-6E8F-4CAC-A9A5-8B74BA4C0998}">
   <ds:schemaRefs>
     <ds:schemaRef ds:uri="http://schemas.openxmlformats.org/officeDocument/2006/bibliography"/>
   </ds:schemaRefs>
